--- a/MAU BB TO TUNG/THU TUC NHAP TRAI/mau de dua vao nha tam giu/DANH SÁCH GIAO NHAN CHEN.docx
+++ b/MAU BB TO TUNG/THU TUC NHAP TRAI/mau de dua vao nha tam giu/DANH SÁCH GIAO NHAN CHEN.docx
@@ -725,14 +725,7 @@
                 <w:sz w:val="26"/>
                 <w:szCs w:val="26"/>
               </w:rPr>
-              <w:t xml:space="preserve">Sinh </w:t>
-            </w:r>
-            <w:r>
-              <w:rPr>
-                <w:sz w:val="26"/>
-                <w:szCs w:val="26"/>
-              </w:rPr>
-              <w:t>{doituong1_ngay_sinh}</w:t>
+              <w:t>Sinh {doituong1_ngay_sinh}</w:t>
             </w:r>
           </w:p>
         </w:tc>
@@ -921,6 +914,754 @@
                 <w:szCs w:val="26"/>
               </w:rPr>
               <w:t xml:space="preserve">    </w:t>
+            </w:r>
+          </w:p>
+        </w:tc>
+        <w:tc>
+          <w:tcPr>
+            <w:tcW w:w="1074" w:type="dxa"/>
+          </w:tcPr>
+          <w:p>
+            <w:pPr>
+              <w:jc w:val="center"/>
+              <w:rPr>
+                <w:sz w:val="26"/>
+                <w:szCs w:val="26"/>
+              </w:rPr>
+            </w:pPr>
+          </w:p>
+        </w:tc>
+        <w:tc>
+          <w:tcPr>
+            <w:tcW w:w="794" w:type="dxa"/>
+          </w:tcPr>
+          <w:p>
+            <w:pPr>
+              <w:jc w:val="center"/>
+              <w:rPr>
+                <w:sz w:val="26"/>
+                <w:szCs w:val="26"/>
+              </w:rPr>
+            </w:pPr>
+          </w:p>
+        </w:tc>
+      </w:tr>
+      <w:tr>
+        <w:tc>
+          <w:tcPr>
+            <w:tcW w:w="576" w:type="dxa"/>
+          </w:tcPr>
+          <w:p>
+            <w:pPr>
+              <w:jc w:val="center"/>
+              <w:rPr>
+                <w:sz w:val="26"/>
+                <w:szCs w:val="26"/>
+              </w:rPr>
+            </w:pPr>
+          </w:p>
+        </w:tc>
+        <w:tc>
+          <w:tcPr>
+            <w:tcW w:w="1834" w:type="dxa"/>
+          </w:tcPr>
+          <w:p>
+            <w:pPr>
+              <w:jc w:val="center"/>
+              <w:rPr>
+                <w:sz w:val="26"/>
+                <w:szCs w:val="26"/>
+              </w:rPr>
+            </w:pPr>
+            <w:r>
+              <w:rPr>
+                <w:sz w:val="26"/>
+                <w:szCs w:val="26"/>
+              </w:rPr>
+              <w:t>{doituong</w:t>
+            </w:r>
+            <w:r>
+              <w:rPr>
+                <w:sz w:val="26"/>
+                <w:szCs w:val="26"/>
+              </w:rPr>
+              <w:t>2</w:t>
+            </w:r>
+            <w:r>
+              <w:rPr>
+                <w:sz w:val="26"/>
+                <w:szCs w:val="26"/>
+              </w:rPr>
+              <w:t>_ho_va_ten}</w:t>
+            </w:r>
+          </w:p>
+        </w:tc>
+        <w:tc>
+          <w:tcPr>
+            <w:tcW w:w="993" w:type="dxa"/>
+          </w:tcPr>
+          <w:p>
+            <w:pPr>
+              <w:jc w:val="center"/>
+              <w:rPr>
+                <w:sz w:val="26"/>
+                <w:szCs w:val="26"/>
+              </w:rPr>
+            </w:pPr>
+            <w:r>
+              <w:rPr>
+                <w:sz w:val="26"/>
+                <w:szCs w:val="26"/>
+              </w:rPr>
+              <w:t>Sinh {doituong</w:t>
+            </w:r>
+            <w:r>
+              <w:rPr>
+                <w:sz w:val="26"/>
+                <w:szCs w:val="26"/>
+              </w:rPr>
+              <w:t>2</w:t>
+            </w:r>
+            <w:r>
+              <w:rPr>
+                <w:sz w:val="26"/>
+                <w:szCs w:val="26"/>
+              </w:rPr>
+              <w:t>_ngay_sinh}</w:t>
+            </w:r>
+          </w:p>
+        </w:tc>
+        <w:tc>
+          <w:tcPr>
+            <w:tcW w:w="992" w:type="dxa"/>
+          </w:tcPr>
+          <w:p>
+            <w:pPr>
+              <w:jc w:val="center"/>
+              <w:rPr>
+                <w:sz w:val="26"/>
+                <w:szCs w:val="26"/>
+              </w:rPr>
+            </w:pPr>
+            <w:r>
+              <w:rPr>
+                <w:sz w:val="26"/>
+                <w:szCs w:val="26"/>
+              </w:rPr>
+              <w:t>{doituong</w:t>
+            </w:r>
+            <w:r>
+              <w:rPr>
+                <w:sz w:val="26"/>
+                <w:szCs w:val="26"/>
+              </w:rPr>
+              <w:t>2</w:t>
+            </w:r>
+            <w:r>
+              <w:rPr>
+                <w:sz w:val="26"/>
+                <w:szCs w:val="26"/>
+              </w:rPr>
+              <w:t>_gioi_tinh}</w:t>
+            </w:r>
+          </w:p>
+        </w:tc>
+        <w:tc>
+          <w:tcPr>
+            <w:tcW w:w="1417" w:type="dxa"/>
+          </w:tcPr>
+          <w:p>
+            <w:pPr>
+              <w:jc w:val="center"/>
+              <w:rPr>
+                <w:sz w:val="26"/>
+                <w:szCs w:val="26"/>
+              </w:rPr>
+            </w:pPr>
+            <w:r>
+              <w:rPr>
+                <w:sz w:val="26"/>
+                <w:szCs w:val="26"/>
+              </w:rPr>
+              <w:t>{doituong</w:t>
+            </w:r>
+            <w:r>
+              <w:rPr>
+                <w:sz w:val="26"/>
+                <w:szCs w:val="26"/>
+              </w:rPr>
+              <w:t>2</w:t>
+            </w:r>
+            <w:r>
+              <w:rPr>
+                <w:sz w:val="26"/>
+                <w:szCs w:val="26"/>
+              </w:rPr>
+              <w:t>_noi_thuong_tru}</w:t>
+            </w:r>
+          </w:p>
+        </w:tc>
+        <w:tc>
+          <w:tcPr>
+            <w:tcW w:w="1276" w:type="dxa"/>
+          </w:tcPr>
+          <w:p>
+            <w:pPr>
+              <w:jc w:val="center"/>
+              <w:rPr>
+                <w:sz w:val="26"/>
+                <w:szCs w:val="26"/>
+              </w:rPr>
+            </w:pPr>
+            <w:r>
+              <w:rPr>
+                <w:sz w:val="26"/>
+                <w:szCs w:val="26"/>
+              </w:rPr>
+              <w:t>Kinh/Việt Nam</w:t>
+            </w:r>
+          </w:p>
+        </w:tc>
+        <w:tc>
+          <w:tcPr>
+            <w:tcW w:w="1454" w:type="dxa"/>
+          </w:tcPr>
+          <w:p>
+            <w:pPr>
+              <w:jc w:val="center"/>
+              <w:rPr>
+                <w:sz w:val="26"/>
+                <w:szCs w:val="26"/>
+              </w:rPr>
+            </w:pPr>
+            <w:r>
+              <w:rPr>
+                <w:sz w:val="26"/>
+                <w:szCs w:val="26"/>
+              </w:rPr>
+              <w:t>{doituong</w:t>
+            </w:r>
+            <w:r>
+              <w:rPr>
+                <w:sz w:val="26"/>
+                <w:szCs w:val="26"/>
+              </w:rPr>
+              <w:t>2</w:t>
+            </w:r>
+            <w:r>
+              <w:rPr>
+                <w:sz w:val="26"/>
+                <w:szCs w:val="26"/>
+              </w:rPr>
+              <w:t>_so_cmnd}</w:t>
+            </w:r>
+          </w:p>
+        </w:tc>
+        <w:tc>
+          <w:tcPr>
+            <w:tcW w:w="1483" w:type="dxa"/>
+          </w:tcPr>
+          <w:p>
+            <w:pPr>
+              <w:jc w:val="center"/>
+              <w:rPr>
+                <w:rFonts w:eastAsia="Times New Roman"/>
+                <w:color w:val="FF0000"/>
+                <w:sz w:val="26"/>
+                <w:szCs w:val="26"/>
+              </w:rPr>
+            </w:pPr>
+            <w:r>
+              <w:rPr>
+                <w:rFonts w:eastAsia="Times New Roman"/>
+                <w:color w:val="FF0000"/>
+                <w:sz w:val="26"/>
+                <w:szCs w:val="26"/>
+              </w:rPr>
+              <w:t>{hanh_vi_vi_pham}</w:t>
+            </w:r>
+          </w:p>
+        </w:tc>
+        <w:tc>
+          <w:tcPr>
+            <w:tcW w:w="1565" w:type="dxa"/>
+          </w:tcPr>
+          <w:p>
+            <w:pPr>
+              <w:jc w:val="center"/>
+              <w:rPr>
+                <w:sz w:val="26"/>
+                <w:szCs w:val="26"/>
+              </w:rPr>
+            </w:pPr>
+          </w:p>
+        </w:tc>
+        <w:tc>
+          <w:tcPr>
+            <w:tcW w:w="1993" w:type="dxa"/>
+          </w:tcPr>
+          <w:p>
+            <w:pPr>
+              <w:jc w:val="center"/>
+              <w:rPr>
+                <w:sz w:val="26"/>
+                <w:szCs w:val="26"/>
+              </w:rPr>
+            </w:pPr>
+            <w:r>
+              <w:rPr>
+                <w:sz w:val="26"/>
+                <w:szCs w:val="26"/>
+              </w:rPr>
+              <w:t xml:space="preserve">Lệnh bắt bị can để tạm giam số </w:t>
+            </w:r>
+            <w:r>
+              <w:rPr>
+                <w:rFonts w:eastAsia="Times New Roman"/>
+                <w:color w:val="0F172A"/>
+                <w:sz w:val="26"/>
+                <w:szCs w:val="26"/>
+              </w:rPr>
+              <w:t>{doituong</w:t>
+            </w:r>
+            <w:r>
+              <w:rPr>
+                <w:rFonts w:eastAsia="Times New Roman"/>
+                <w:color w:val="0F172A"/>
+                <w:sz w:val="26"/>
+                <w:szCs w:val="26"/>
+              </w:rPr>
+              <w:t>2</w:t>
+            </w:r>
+            <w:r>
+              <w:rPr>
+                <w:rFonts w:eastAsia="Times New Roman"/>
+                <w:color w:val="0F172A"/>
+                <w:sz w:val="26"/>
+                <w:szCs w:val="26"/>
+              </w:rPr>
+              <w:t>_so_lenh_bat}</w:t>
+            </w:r>
+            <w:r>
+              <w:rPr>
+                <w:sz w:val="26"/>
+                <w:szCs w:val="26"/>
+              </w:rPr>
+              <w:t xml:space="preserve">, </w:t>
+            </w:r>
+            <w:r>
+              <w:rPr>
+                <w:rFonts w:eastAsia="Times New Roman"/>
+                <w:color w:val="0F172A"/>
+                <w:sz w:val="26"/>
+                <w:szCs w:val="26"/>
+              </w:rPr>
+              <w:t>{doituong</w:t>
+            </w:r>
+            <w:r>
+              <w:rPr>
+                <w:rFonts w:eastAsia="Times New Roman"/>
+                <w:color w:val="0F172A"/>
+                <w:sz w:val="26"/>
+                <w:szCs w:val="26"/>
+              </w:rPr>
+              <w:t>2</w:t>
+            </w:r>
+            <w:r>
+              <w:rPr>
+                <w:rFonts w:eastAsia="Times New Roman"/>
+                <w:color w:val="0F172A"/>
+                <w:sz w:val="26"/>
+                <w:szCs w:val="26"/>
+              </w:rPr>
+              <w:t>_ngay_lenh_bat}</w:t>
+            </w:r>
+            <w:r>
+              <w:rPr>
+                <w:sz w:val="26"/>
+                <w:szCs w:val="26"/>
+              </w:rPr>
+              <w:t xml:space="preserve">  /LB-CSMT ngày </w:t>
+            </w:r>
+            <w:r>
+              <w:rPr>
+                <w:sz w:val="26"/>
+                <w:szCs w:val="26"/>
+              </w:rPr>
+              <w:lastRenderedPageBreak/>
+              <w:t xml:space="preserve">10/7/2026 của CQCSĐT- Công an TP. Hồ Chí Minh    </w:t>
+            </w:r>
+          </w:p>
+        </w:tc>
+        <w:tc>
+          <w:tcPr>
+            <w:tcW w:w="1074" w:type="dxa"/>
+          </w:tcPr>
+          <w:p>
+            <w:pPr>
+              <w:jc w:val="center"/>
+              <w:rPr>
+                <w:sz w:val="26"/>
+                <w:szCs w:val="26"/>
+              </w:rPr>
+            </w:pPr>
+          </w:p>
+        </w:tc>
+        <w:tc>
+          <w:tcPr>
+            <w:tcW w:w="794" w:type="dxa"/>
+          </w:tcPr>
+          <w:p>
+            <w:pPr>
+              <w:jc w:val="center"/>
+              <w:rPr>
+                <w:sz w:val="26"/>
+                <w:szCs w:val="26"/>
+              </w:rPr>
+            </w:pPr>
+          </w:p>
+        </w:tc>
+      </w:tr>
+      <w:tr>
+        <w:tc>
+          <w:tcPr>
+            <w:tcW w:w="576" w:type="dxa"/>
+          </w:tcPr>
+          <w:p>
+            <w:pPr>
+              <w:jc w:val="center"/>
+              <w:rPr>
+                <w:sz w:val="26"/>
+                <w:szCs w:val="26"/>
+              </w:rPr>
+            </w:pPr>
+          </w:p>
+        </w:tc>
+        <w:tc>
+          <w:tcPr>
+            <w:tcW w:w="1834" w:type="dxa"/>
+          </w:tcPr>
+          <w:p>
+            <w:pPr>
+              <w:jc w:val="center"/>
+              <w:rPr>
+                <w:sz w:val="26"/>
+                <w:szCs w:val="26"/>
+              </w:rPr>
+            </w:pPr>
+            <w:r>
+              <w:rPr>
+                <w:sz w:val="26"/>
+                <w:szCs w:val="26"/>
+              </w:rPr>
+              <w:t>{doituong</w:t>
+            </w:r>
+            <w:r>
+              <w:rPr>
+                <w:sz w:val="26"/>
+                <w:szCs w:val="26"/>
+              </w:rPr>
+              <w:t>3</w:t>
+            </w:r>
+            <w:r>
+              <w:rPr>
+                <w:sz w:val="26"/>
+                <w:szCs w:val="26"/>
+              </w:rPr>
+              <w:t>_ho_va_ten}</w:t>
+            </w:r>
+          </w:p>
+        </w:tc>
+        <w:tc>
+          <w:tcPr>
+            <w:tcW w:w="993" w:type="dxa"/>
+          </w:tcPr>
+          <w:p>
+            <w:pPr>
+              <w:jc w:val="center"/>
+              <w:rPr>
+                <w:sz w:val="26"/>
+                <w:szCs w:val="26"/>
+              </w:rPr>
+            </w:pPr>
+            <w:r>
+              <w:rPr>
+                <w:sz w:val="26"/>
+                <w:szCs w:val="26"/>
+              </w:rPr>
+              <w:t>Sinh {doituong</w:t>
+            </w:r>
+            <w:r>
+              <w:rPr>
+                <w:sz w:val="26"/>
+                <w:szCs w:val="26"/>
+              </w:rPr>
+              <w:t>3</w:t>
+            </w:r>
+            <w:r>
+              <w:rPr>
+                <w:sz w:val="26"/>
+                <w:szCs w:val="26"/>
+              </w:rPr>
+              <w:t>_ngay_sinh}</w:t>
+            </w:r>
+          </w:p>
+        </w:tc>
+        <w:tc>
+          <w:tcPr>
+            <w:tcW w:w="992" w:type="dxa"/>
+          </w:tcPr>
+          <w:p>
+            <w:pPr>
+              <w:jc w:val="center"/>
+              <w:rPr>
+                <w:sz w:val="26"/>
+                <w:szCs w:val="26"/>
+              </w:rPr>
+            </w:pPr>
+            <w:r>
+              <w:rPr>
+                <w:sz w:val="26"/>
+                <w:szCs w:val="26"/>
+              </w:rPr>
+              <w:t>{doituong</w:t>
+            </w:r>
+            <w:r>
+              <w:rPr>
+                <w:sz w:val="26"/>
+                <w:szCs w:val="26"/>
+              </w:rPr>
+              <w:t>3</w:t>
+            </w:r>
+            <w:r>
+              <w:rPr>
+                <w:sz w:val="26"/>
+                <w:szCs w:val="26"/>
+              </w:rPr>
+              <w:t>_gioi_tinh}</w:t>
+            </w:r>
+          </w:p>
+        </w:tc>
+        <w:tc>
+          <w:tcPr>
+            <w:tcW w:w="1417" w:type="dxa"/>
+          </w:tcPr>
+          <w:p>
+            <w:pPr>
+              <w:jc w:val="center"/>
+              <w:rPr>
+                <w:sz w:val="26"/>
+                <w:szCs w:val="26"/>
+              </w:rPr>
+            </w:pPr>
+            <w:r>
+              <w:rPr>
+                <w:sz w:val="26"/>
+                <w:szCs w:val="26"/>
+              </w:rPr>
+              <w:t>{doituong</w:t>
+            </w:r>
+            <w:r>
+              <w:rPr>
+                <w:sz w:val="26"/>
+                <w:szCs w:val="26"/>
+              </w:rPr>
+              <w:t>3</w:t>
+            </w:r>
+            <w:r>
+              <w:rPr>
+                <w:sz w:val="26"/>
+                <w:szCs w:val="26"/>
+              </w:rPr>
+              <w:t>_noi_thuong_tru}</w:t>
+            </w:r>
+          </w:p>
+        </w:tc>
+        <w:tc>
+          <w:tcPr>
+            <w:tcW w:w="1276" w:type="dxa"/>
+          </w:tcPr>
+          <w:p>
+            <w:pPr>
+              <w:jc w:val="center"/>
+              <w:rPr>
+                <w:sz w:val="26"/>
+                <w:szCs w:val="26"/>
+              </w:rPr>
+            </w:pPr>
+            <w:r>
+              <w:rPr>
+                <w:sz w:val="26"/>
+                <w:szCs w:val="26"/>
+              </w:rPr>
+              <w:t>Kinh/Việt Nam</w:t>
+            </w:r>
+          </w:p>
+        </w:tc>
+        <w:tc>
+          <w:tcPr>
+            <w:tcW w:w="1454" w:type="dxa"/>
+          </w:tcPr>
+          <w:p>
+            <w:pPr>
+              <w:jc w:val="center"/>
+              <w:rPr>
+                <w:sz w:val="26"/>
+                <w:szCs w:val="26"/>
+              </w:rPr>
+            </w:pPr>
+            <w:r>
+              <w:rPr>
+                <w:sz w:val="26"/>
+                <w:szCs w:val="26"/>
+              </w:rPr>
+              <w:t>{doituong1_so_cmnd}</w:t>
+            </w:r>
+          </w:p>
+        </w:tc>
+        <w:tc>
+          <w:tcPr>
+            <w:tcW w:w="1483" w:type="dxa"/>
+          </w:tcPr>
+          <w:p>
+            <w:pPr>
+              <w:jc w:val="center"/>
+              <w:rPr>
+                <w:rFonts w:eastAsia="Times New Roman"/>
+                <w:color w:val="FF0000"/>
+                <w:sz w:val="26"/>
+                <w:szCs w:val="26"/>
+              </w:rPr>
+            </w:pPr>
+            <w:r>
+              <w:rPr>
+                <w:rFonts w:eastAsia="Times New Roman"/>
+                <w:color w:val="FF0000"/>
+                <w:sz w:val="26"/>
+                <w:szCs w:val="26"/>
+              </w:rPr>
+              <w:t>{hanh_vi_vi_pham}</w:t>
+            </w:r>
+          </w:p>
+        </w:tc>
+        <w:tc>
+          <w:tcPr>
+            <w:tcW w:w="1565" w:type="dxa"/>
+          </w:tcPr>
+          <w:p>
+            <w:pPr>
+              <w:jc w:val="center"/>
+              <w:rPr>
+                <w:sz w:val="26"/>
+                <w:szCs w:val="26"/>
+              </w:rPr>
+            </w:pPr>
+          </w:p>
+        </w:tc>
+        <w:tc>
+          <w:tcPr>
+            <w:tcW w:w="1993" w:type="dxa"/>
+          </w:tcPr>
+          <w:p>
+            <w:pPr>
+              <w:jc w:val="center"/>
+              <w:rPr>
+                <w:sz w:val="26"/>
+                <w:szCs w:val="26"/>
+              </w:rPr>
+            </w:pPr>
+            <w:r>
+              <w:rPr>
+                <w:sz w:val="26"/>
+                <w:szCs w:val="26"/>
+              </w:rPr>
+              <w:t xml:space="preserve">Lệnh bắt bị can để tạm giam số </w:t>
+            </w:r>
+            <w:r>
+              <w:rPr>
+                <w:rFonts w:eastAsia="Times New Roman"/>
+                <w:color w:val="0F172A"/>
+                <w:sz w:val="26"/>
+                <w:szCs w:val="26"/>
+              </w:rPr>
+              <w:t>{doituong</w:t>
+            </w:r>
+            <w:r>
+              <w:rPr>
+                <w:rFonts w:eastAsia="Times New Roman"/>
+                <w:color w:val="0F172A"/>
+                <w:sz w:val="26"/>
+                <w:szCs w:val="26"/>
+              </w:rPr>
+              <w:t>3</w:t>
+            </w:r>
+            <w:r>
+              <w:rPr>
+                <w:rFonts w:eastAsia="Times New Roman"/>
+                <w:color w:val="0F172A"/>
+                <w:sz w:val="26"/>
+                <w:szCs w:val="26"/>
+              </w:rPr>
+              <w:t>_so_</w:t>
+            </w:r>
+            <w:r>
+              <w:rPr>
+                <w:rFonts w:eastAsia="Times New Roman"/>
+                <w:color w:val="0F172A"/>
+                <w:sz w:val="26"/>
+                <w:szCs w:val="26"/>
+              </w:rPr>
+              <w:t>l</w:t>
+            </w:r>
+            <w:r>
+              <w:rPr>
+                <w:rFonts w:eastAsia="Times New Roman"/>
+                <w:color w:val="0F172A"/>
+                <w:sz w:val="26"/>
+                <w:szCs w:val="26"/>
+              </w:rPr>
+              <w:t>enh_bat}</w:t>
+            </w:r>
+            <w:r>
+              <w:rPr>
+                <w:sz w:val="26"/>
+                <w:szCs w:val="26"/>
+              </w:rPr>
+              <w:t xml:space="preserve">, </w:t>
+            </w:r>
+            <w:r>
+              <w:rPr>
+                <w:rFonts w:eastAsia="Times New Roman"/>
+                <w:color w:val="0F172A"/>
+                <w:sz w:val="26"/>
+                <w:szCs w:val="26"/>
+              </w:rPr>
+              <w:t>{doituong</w:t>
+            </w:r>
+            <w:r>
+              <w:rPr>
+                <w:rFonts w:eastAsia="Times New Roman"/>
+                <w:color w:val="0F172A"/>
+                <w:sz w:val="26"/>
+                <w:szCs w:val="26"/>
+              </w:rPr>
+              <w:t>3</w:t>
+            </w:r>
+            <w:r>
+              <w:rPr>
+                <w:rFonts w:eastAsia="Times New Roman"/>
+                <w:color w:val="0F172A"/>
+                <w:sz w:val="26"/>
+                <w:szCs w:val="26"/>
+              </w:rPr>
+              <w:t>_ngay_lenh_bat}</w:t>
+            </w:r>
+            <w:r>
+              <w:rPr>
+                <w:sz w:val="26"/>
+                <w:szCs w:val="26"/>
+              </w:rPr>
+              <w:t xml:space="preserve">  /LB-CSMT ngày 10/7/2026 của CQCSĐT- Công an TP. Hồ Chí Minh    </w:t>
             </w:r>
           </w:p>
         </w:tc>
@@ -1238,7 +1979,6 @@
               </w:rPr>
             </w:pPr>
             <w:r>
-              <w:lastRenderedPageBreak/>
               <w:t>(</w:t>
             </w:r>
             <w:r>
